--- a/文件/競賽的相關東西/114年_專題成果參與校外競賽認列申請表 - 複製.docx
+++ b/文件/競賽的相關東西/114年_專題成果參與校外競賽認列申請表 - 複製.docx
@@ -381,7 +381,7 @@
           <w:p>
             <w:pPr>
               <w:rPr>
-                <w:rFonts w:ascii="新細明體" w:eastAsia="新細明體" w:hAnsi="新細明體" w:hint="eastAsia"/>
+                <w:rFonts w:ascii="新細明體" w:eastAsia="新細明體" w:hAnsi="新細明體"/>
                 <w:sz w:val="26"/>
                 <w:szCs w:val="26"/>
               </w:rPr>
@@ -717,6 +717,32 @@
                 <w:szCs w:val="26"/>
               </w:rPr>
             </w:pPr>
+            <w:r>
+              <w:rPr>
+                <w:rFonts w:ascii="新細明體" w:eastAsia="新細明體" w:hAnsi="新細明體" w:hint="eastAsia"/>
+                <w:sz w:val="26"/>
+                <w:szCs w:val="26"/>
+              </w:rPr>
+              <w:t>114年AIGO淬煉實戰</w:t>
+            </w:r>
+            <w:proofErr w:type="gramStart"/>
+            <w:r>
+              <w:rPr>
+                <w:rFonts w:ascii="新細明體" w:eastAsia="新細明體" w:hAnsi="新細明體" w:hint="eastAsia"/>
+                <w:sz w:val="26"/>
+                <w:szCs w:val="26"/>
+              </w:rPr>
+              <w:t>盃</w:t>
+            </w:r>
+            <w:proofErr w:type="gramEnd"/>
+            <w:r>
+              <w:rPr>
+                <w:rFonts w:ascii="新細明體" w:eastAsia="新細明體" w:hAnsi="新細明體" w:hint="eastAsia"/>
+                <w:sz w:val="26"/>
+                <w:szCs w:val="26"/>
+              </w:rPr>
+              <w:t>競賽</w:t>
+            </w:r>
           </w:p>
         </w:tc>
       </w:tr>
@@ -845,11 +871,11 @@
             </w:pPr>
             <w:r>
               <w:rPr>
-                <w:rFonts w:ascii="新細明體" w:eastAsia="新細明體" w:hAnsi="新細明體" w:hint="eastAsia"/>
-                <w:sz w:val="26"/>
-                <w:szCs w:val="26"/>
-              </w:rPr>
-              <w:t>□</w:t>
+                <w:rFonts w:ascii="Segoe UI Symbol" w:eastAsiaTheme="majorEastAsia" w:hAnsi="Segoe UI Symbol" w:cs="Segoe UI Symbol"/>
+                <w:sz w:val="26"/>
+                <w:szCs w:val="26"/>
+              </w:rPr>
+              <w:t>☑</w:t>
             </w:r>
             <w:r>
               <w:rPr>
@@ -915,6 +941,14 @@
                 <w:szCs w:val="26"/>
               </w:rPr>
             </w:pPr>
+            <w:r>
+              <w:rPr>
+                <w:rFonts w:ascii="新細明體" w:eastAsia="新細明體" w:hAnsi="新細明體" w:hint="eastAsia"/>
+                <w:sz w:val="26"/>
+                <w:szCs w:val="26"/>
+              </w:rPr>
+              <w:t>數位發展部數位產業署</w:t>
+            </w:r>
           </w:p>
         </w:tc>
       </w:tr>
@@ -963,6 +997,32 @@
                 <w:szCs w:val="26"/>
               </w:rPr>
             </w:pPr>
+            <w:r>
+              <w:rPr>
+                <w:rFonts w:ascii="新細明體" w:eastAsia="新細明體" w:hAnsi="新細明體"/>
+                <w:sz w:val="26"/>
+                <w:szCs w:val="26"/>
+              </w:rPr>
+              <w:t xml:space="preserve">2025/08/13 </w:t>
+            </w:r>
+            <w:proofErr w:type="gramStart"/>
+            <w:r>
+              <w:rPr>
+                <w:rFonts w:ascii="新細明體" w:eastAsia="新細明體" w:hAnsi="新細明體"/>
+                <w:sz w:val="26"/>
+                <w:szCs w:val="26"/>
+              </w:rPr>
+              <w:t>12:00  ~</w:t>
+            </w:r>
+            <w:proofErr w:type="gramEnd"/>
+            <w:r>
+              <w:rPr>
+                <w:rFonts w:ascii="新細明體" w:eastAsia="新細明體" w:hAnsi="新細明體"/>
+                <w:sz w:val="26"/>
+                <w:szCs w:val="26"/>
+              </w:rPr>
+              <w:t xml:space="preserve">  2025/08/29 18:00</w:t>
+            </w:r>
           </w:p>
         </w:tc>
       </w:tr>
@@ -1013,11 +1073,11 @@
             </w:pPr>
             <w:r>
               <w:rPr>
-                <w:rFonts w:ascii="新細明體" w:eastAsia="新細明體" w:hAnsi="新細明體" w:hint="eastAsia"/>
-                <w:sz w:val="26"/>
-                <w:szCs w:val="26"/>
-              </w:rPr>
-              <w:t>□</w:t>
+                <w:rFonts w:ascii="Segoe UI Symbol" w:eastAsia="新細明體" w:hAnsi="Segoe UI Symbol" w:cs="Segoe UI Symbol"/>
+                <w:sz w:val="26"/>
+                <w:szCs w:val="26"/>
+              </w:rPr>
+              <w:t>☑</w:t>
             </w:r>
             <w:r>
               <w:rPr>
@@ -1033,25 +1093,31 @@
                 <w:sz w:val="26"/>
                 <w:szCs w:val="26"/>
               </w:rPr>
-              <w:t xml:space="preserve">____________________ </w:t>
-            </w:r>
-            <w:proofErr w:type="gramStart"/>
+              <w:t>____</w:t>
+            </w:r>
+            <w:r>
+              <w:rPr>
+                <w:rFonts w:ascii="新細明體" w:eastAsia="新細明體" w:hAnsi="新細明體"/>
+                <w:sz w:val="26"/>
+                <w:szCs w:val="26"/>
+              </w:rPr>
+              <w:t>線上活動</w:t>
+            </w:r>
+            <w:r>
+              <w:rPr>
+                <w:rFonts w:ascii="新細明體" w:eastAsia="新細明體" w:hAnsi="新細明體"/>
+                <w:sz w:val="26"/>
+                <w:szCs w:val="26"/>
+              </w:rPr>
+              <w:t xml:space="preserve">________ </w:t>
+            </w:r>
             <w:r>
               <w:rPr>
                 <w:rFonts w:ascii="新細明體" w:eastAsia="新細明體" w:hAnsi="新細明體" w:hint="eastAsia"/>
                 <w:sz w:val="20"/>
                 <w:szCs w:val="20"/>
               </w:rPr>
-              <w:t>（</w:t>
-            </w:r>
-            <w:proofErr w:type="gramEnd"/>
-            <w:r>
-              <w:rPr>
-                <w:rFonts w:ascii="新細明體" w:eastAsia="新細明體" w:hAnsi="新細明體" w:hint="eastAsia"/>
-                <w:sz w:val="20"/>
-                <w:szCs w:val="20"/>
-              </w:rPr>
-              <w:t>填寫場地：例：</w:t>
+              <w:t>（填寫場地：例：</w:t>
             </w:r>
             <w:proofErr w:type="gramStart"/>
             <w:r>
@@ -1433,11 +1499,11 @@
             </w:pPr>
             <w:r>
               <w:rPr>
-                <w:rFonts w:ascii="新細明體" w:eastAsia="新細明體" w:hAnsi="新細明體" w:hint="eastAsia"/>
-                <w:sz w:val="26"/>
-                <w:szCs w:val="26"/>
-              </w:rPr>
-              <w:t>□</w:t>
+                <w:rFonts w:ascii="Segoe UI Symbol" w:eastAsiaTheme="majorEastAsia" w:hAnsi="Segoe UI Symbol" w:cs="Segoe UI Symbol"/>
+                <w:sz w:val="26"/>
+                <w:szCs w:val="26"/>
+              </w:rPr>
+              <w:t>☑</w:t>
             </w:r>
             <w:r>
               <w:rPr>
@@ -1984,11 +2050,11 @@
             </w:pPr>
             <w:r>
               <w:rPr>
-                <w:rFonts w:ascii="新細明體" w:eastAsia="新細明體" w:hAnsi="新細明體" w:hint="eastAsia"/>
-                <w:sz w:val="26"/>
-                <w:szCs w:val="26"/>
-              </w:rPr>
-              <w:t>□</w:t>
+                <w:rFonts w:ascii="Segoe UI Symbol" w:eastAsiaTheme="majorEastAsia" w:hAnsi="Segoe UI Symbol" w:cs="Segoe UI Symbol"/>
+                <w:sz w:val="26"/>
+                <w:szCs w:val="26"/>
+              </w:rPr>
+              <w:t>☑</w:t>
             </w:r>
             <w:r>
               <w:rPr>
@@ -2101,14 +2167,13 @@
                 <w:szCs w:val="26"/>
               </w:rPr>
             </w:pPr>
-            <w:proofErr w:type="gramStart"/>
-            <w:r>
-              <w:rPr>
-                <w:rFonts w:ascii="新細明體" w:eastAsia="新細明體" w:hAnsi="新細明體" w:hint="eastAsia"/>
-                <w:sz w:val="26"/>
-                <w:szCs w:val="26"/>
-              </w:rPr>
-              <w:t>□</w:t>
+            <w:r>
+              <w:rPr>
+                <w:rFonts w:ascii="Segoe UI Symbol" w:eastAsiaTheme="majorEastAsia" w:hAnsi="Segoe UI Symbol" w:cs="Segoe UI Symbol"/>
+                <w:sz w:val="26"/>
+                <w:szCs w:val="26"/>
+              </w:rPr>
+              <w:t>☑</w:t>
             </w:r>
             <w:r>
               <w:rPr>
@@ -2118,7 +2183,6 @@
               </w:rPr>
               <w:t>否</w:t>
             </w:r>
-            <w:proofErr w:type="gramEnd"/>
           </w:p>
         </w:tc>
       </w:tr>
@@ -2170,11 +2234,11 @@
             </w:pPr>
             <w:r>
               <w:rPr>
-                <w:rFonts w:ascii="新細明體" w:eastAsia="新細明體" w:hAnsi="新細明體" w:hint="eastAsia"/>
-                <w:sz w:val="26"/>
-                <w:szCs w:val="26"/>
-              </w:rPr>
-              <w:t>□</w:t>
+                <w:rFonts w:ascii="Segoe UI Symbol" w:eastAsiaTheme="majorEastAsia" w:hAnsi="Segoe UI Symbol" w:cs="Segoe UI Symbol"/>
+                <w:sz w:val="26"/>
+                <w:szCs w:val="26"/>
+              </w:rPr>
+              <w:t>☑</w:t>
             </w:r>
             <w:r>
               <w:rPr>
@@ -2329,8 +2393,63 @@
         <w:t>確保各專題作品符合規範。</w:t>
       </w:r>
     </w:p>
+    <w:p>
+      <w:pPr>
+        <w:rPr>
+          <w:rFonts w:hint="eastAsia"/>
+          <w:b/>
+          <w:sz w:val="20"/>
+          <w:szCs w:val="20"/>
+        </w:rPr>
+      </w:pPr>
+      <w:r>
+        <w:rPr>
+          <w:noProof/>
+          <w:color w:val="007BB8"/>
+          <w:sz w:val="28"/>
+          <w:szCs w:val="28"/>
+        </w:rPr>
+        <w:drawing>
+          <wp:inline distT="0" distB="0" distL="0" distR="0" wp14:anchorId="77D79E52" wp14:editId="25E1A774">
+            <wp:extent cx="5274310" cy="2965450"/>
+            <wp:effectExtent l="0" t="0" r="2540" b="6350"/>
+            <wp:docPr id="1839021146" name="圖片 1" descr="一張含有 文字, 螢幕擷取畫面, 軟體, 電腦圖示 的圖片&#10;&#10;AI 產生的內容可能不正確。"/>
+            <wp:cNvGraphicFramePr>
+              <a:graphicFrameLocks xmlns:a="http://schemas.openxmlformats.org/drawingml/2006/main" noChangeAspect="1"/>
+            </wp:cNvGraphicFramePr>
+            <a:graphic xmlns:a="http://schemas.openxmlformats.org/drawingml/2006/main">
+              <a:graphicData uri="http://schemas.openxmlformats.org/drawingml/2006/picture">
+                <pic:pic xmlns:pic="http://schemas.openxmlformats.org/drawingml/2006/picture">
+                  <pic:nvPicPr>
+                    <pic:cNvPr id="1839021146" name="圖片 1" descr="一張含有 文字, 螢幕擷取畫面, 軟體, 電腦圖示 的圖片&#10;&#10;AI 產生的內容可能不正確。"/>
+                    <pic:cNvPicPr>
+                      <a:picLocks noChangeAspect="1"/>
+                    </pic:cNvPicPr>
+                  </pic:nvPicPr>
+                  <pic:blipFill>
+                    <a:blip r:embed="rId7"/>
+                    <a:stretch>
+                      <a:fillRect/>
+                    </a:stretch>
+                  </pic:blipFill>
+                  <pic:spPr>
+                    <a:xfrm>
+                      <a:off x="0" y="0"/>
+                      <a:ext cx="5274310" cy="2965450"/>
+                    </a:xfrm>
+                    <a:prstGeom prst="rect">
+                      <a:avLst/>
+                    </a:prstGeom>
+                  </pic:spPr>
+                </pic:pic>
+              </a:graphicData>
+            </a:graphic>
+          </wp:inline>
+        </w:drawing>
+      </w:r>
+    </w:p>
     <w:sectPr>
-      <w:footerReference w:type="default" r:id="rId7"/>
+      <w:footerReference w:type="default" r:id="rId8"/>
       <w:pgSz w:w="11906" w:h="16838"/>
       <w:pgMar w:top="289" w:right="851" w:bottom="295" w:left="851" w:header="0" w:footer="283" w:gutter="0"/>
       <w:cols w:space="425"/>

--- a/文件/競賽的相關東西/114年_專題成果參與校外競賽認列申請表 - 複製.docx
+++ b/文件/競賽的相關東西/114年_專題成果參與校外競賽認列申請表 - 複製.docx
@@ -18,25 +18,7 @@
           <w:sz w:val="28"/>
           <w:szCs w:val="28"/>
         </w:rPr>
-        <w:t>國立</w:t>
-      </w:r>
-      <w:proofErr w:type="gramStart"/>
-      <w:r>
-        <w:rPr>
-          <w:rFonts w:ascii="Times New Roman" w:eastAsia="標楷體" w:hAnsi="Times New Roman" w:cs="Times New Roman"/>
-          <w:sz w:val="28"/>
-          <w:szCs w:val="28"/>
-        </w:rPr>
-        <w:t>臺</w:t>
-      </w:r>
-      <w:proofErr w:type="gramEnd"/>
-      <w:r>
-        <w:rPr>
-          <w:rFonts w:ascii="Times New Roman" w:eastAsia="標楷體" w:hAnsi="Times New Roman" w:cs="Times New Roman"/>
-          <w:sz w:val="28"/>
-          <w:szCs w:val="28"/>
-        </w:rPr>
-        <w:t>北商業大學資訊管理系</w:t>
+        <w:t>國立臺北商業大學資訊管理系</w:t>
       </w:r>
       <w:r>
         <w:rPr>
@@ -112,7 +94,6 @@
                 <w:szCs w:val="26"/>
               </w:rPr>
             </w:pPr>
-            <w:proofErr w:type="gramStart"/>
             <w:r>
               <w:rPr>
                 <w:rFonts w:ascii="新細明體" w:eastAsia="新細明體" w:hAnsi="新細明體" w:hint="eastAsia"/>
@@ -121,7 +102,6 @@
               </w:rPr>
               <w:t>部別</w:t>
             </w:r>
-            <w:proofErr w:type="gramEnd"/>
           </w:p>
         </w:tc>
         <w:tc>
@@ -392,18 +372,8 @@
                 <w:sz w:val="26"/>
                 <w:szCs w:val="26"/>
               </w:rPr>
-              <w:t>11056042 李品</w:t>
-            </w:r>
-            <w:proofErr w:type="gramStart"/>
-            <w:r>
-              <w:rPr>
-                <w:rFonts w:ascii="新細明體" w:eastAsia="新細明體" w:hAnsi="新細明體" w:hint="eastAsia"/>
-                <w:sz w:val="26"/>
-                <w:szCs w:val="26"/>
-              </w:rPr>
-              <w:t>臻</w:t>
-            </w:r>
-            <w:proofErr w:type="gramEnd"/>
+              <w:t>11056042 李品臻</w:t>
+            </w:r>
             <w:r>
               <w:rPr>
                 <w:rFonts w:ascii="新細明體" w:eastAsia="新細明體" w:hAnsi="新細明體" w:hint="eastAsia"/>
@@ -597,25 +567,7 @@
                 <w:sz w:val="26"/>
                 <w:szCs w:val="26"/>
               </w:rPr>
-              <w:t>正本佐證資料（參賽證明、入圍證明或獎狀）於規定時間內</w:t>
-            </w:r>
-            <w:proofErr w:type="gramStart"/>
-            <w:r>
-              <w:rPr>
-                <w:rFonts w:ascii="新細明體" w:eastAsia="新細明體" w:hAnsi="新細明體" w:hint="eastAsia"/>
-                <w:sz w:val="26"/>
-                <w:szCs w:val="26"/>
-              </w:rPr>
-              <w:t>提供至系辦</w:t>
-            </w:r>
-            <w:proofErr w:type="gramEnd"/>
-            <w:r>
-              <w:rPr>
-                <w:rFonts w:ascii="新細明體" w:eastAsia="新細明體" w:hAnsi="新細明體" w:hint="eastAsia"/>
-                <w:sz w:val="26"/>
-                <w:szCs w:val="26"/>
-              </w:rPr>
-              <w:t>。</w:t>
+              <w:t>正本佐證資料（參賽證明、入圍證明或獎狀）於規定時間內提供至系辦。</w:t>
             </w:r>
           </w:p>
           <w:p>
@@ -723,25 +675,7 @@
                 <w:sz w:val="26"/>
                 <w:szCs w:val="26"/>
               </w:rPr>
-              <w:t>114年AIGO淬煉實戰</w:t>
-            </w:r>
-            <w:proofErr w:type="gramStart"/>
-            <w:r>
-              <w:rPr>
-                <w:rFonts w:ascii="新細明體" w:eastAsia="新細明體" w:hAnsi="新細明體" w:hint="eastAsia"/>
-                <w:sz w:val="26"/>
-                <w:szCs w:val="26"/>
-              </w:rPr>
-              <w:t>盃</w:t>
-            </w:r>
-            <w:proofErr w:type="gramEnd"/>
-            <w:r>
-              <w:rPr>
-                <w:rFonts w:ascii="新細明體" w:eastAsia="新細明體" w:hAnsi="新細明體" w:hint="eastAsia"/>
-                <w:sz w:val="26"/>
-                <w:szCs w:val="26"/>
-              </w:rPr>
-              <w:t>競賽</w:t>
+              <w:t>114年AIGO淬煉實戰盃競賽</w:t>
             </w:r>
           </w:p>
         </w:tc>
@@ -1003,25 +937,7 @@
                 <w:sz w:val="26"/>
                 <w:szCs w:val="26"/>
               </w:rPr>
-              <w:t xml:space="preserve">2025/08/13 </w:t>
-            </w:r>
-            <w:proofErr w:type="gramStart"/>
-            <w:r>
-              <w:rPr>
-                <w:rFonts w:ascii="新細明體" w:eastAsia="新細明體" w:hAnsi="新細明體"/>
-                <w:sz w:val="26"/>
-                <w:szCs w:val="26"/>
-              </w:rPr>
-              <w:t>12:00  ~</w:t>
-            </w:r>
-            <w:proofErr w:type="gramEnd"/>
-            <w:r>
-              <w:rPr>
-                <w:rFonts w:ascii="新細明體" w:eastAsia="新細明體" w:hAnsi="新細明體"/>
-                <w:sz w:val="26"/>
-                <w:szCs w:val="26"/>
-              </w:rPr>
-              <w:t xml:space="preserve">  2025/08/29 18:00</w:t>
+              <w:t>2025/08/13 12:00  ~  2025/08/29 18:00</w:t>
             </w:r>
           </w:p>
         </w:tc>
@@ -1117,25 +1033,23 @@
                 <w:sz w:val="20"/>
                 <w:szCs w:val="20"/>
               </w:rPr>
-              <w:t>（填寫場地：例：</w:t>
-            </w:r>
-            <w:proofErr w:type="gramStart"/>
+              <w:t>（填寫場地：例：ＯＯ大學、</w:t>
+            </w:r>
             <w:r>
               <w:rPr>
                 <w:rFonts w:ascii="新細明體" w:eastAsia="新細明體" w:hAnsi="新細明體" w:hint="eastAsia"/>
                 <w:sz w:val="20"/>
                 <w:szCs w:val="20"/>
               </w:rPr>
-              <w:t>ＯＯ</w:t>
-            </w:r>
-            <w:proofErr w:type="gramEnd"/>
+              <w:t>台大</w:t>
+            </w:r>
             <w:r>
               <w:rPr>
                 <w:rFonts w:ascii="新細明體" w:eastAsia="新細明體" w:hAnsi="新細明體" w:hint="eastAsia"/>
                 <w:sz w:val="20"/>
                 <w:szCs w:val="20"/>
               </w:rPr>
-              <w:t>大學、</w:t>
+              <w:t>綜合體育</w:t>
             </w:r>
             <w:r>
               <w:rPr>
@@ -1143,7 +1057,7 @@
                 <w:sz w:val="20"/>
                 <w:szCs w:val="20"/>
               </w:rPr>
-              <w:t>台大</w:t>
+              <w:t>館</w:t>
             </w:r>
             <w:r>
               <w:rPr>
@@ -1151,7 +1065,7 @@
                 <w:sz w:val="20"/>
                 <w:szCs w:val="20"/>
               </w:rPr>
-              <w:t>綜合體育</w:t>
+              <w:t xml:space="preserve"> </w:t>
             </w:r>
             <w:r>
               <w:rPr>
@@ -1159,7 +1073,60 @@
                 <w:sz w:val="20"/>
                 <w:szCs w:val="20"/>
               </w:rPr>
-              <w:t>館</w:t>
+              <w:t>等）</w:t>
+            </w:r>
+          </w:p>
+          <w:p>
+            <w:pPr>
+              <w:adjustRightInd w:val="0"/>
+              <w:snapToGrid w:val="0"/>
+              <w:spacing w:line="360" w:lineRule="auto"/>
+              <w:jc w:val="both"/>
+              <w:rPr>
+                <w:rFonts w:ascii="新細明體" w:eastAsia="新細明體" w:hAnsi="新細明體"/>
+                <w:sz w:val="26"/>
+                <w:szCs w:val="26"/>
+              </w:rPr>
+            </w:pPr>
+            <w:r>
+              <w:rPr>
+                <w:rFonts w:ascii="新細明體" w:eastAsia="新細明體" w:hAnsi="新細明體" w:hint="eastAsia"/>
+                <w:sz w:val="26"/>
+                <w:szCs w:val="26"/>
+              </w:rPr>
+              <w:t>□</w:t>
+            </w:r>
+            <w:r>
+              <w:rPr>
+                <w:rFonts w:ascii="新細明體" w:eastAsia="新細明體" w:hAnsi="新細明體" w:hint="eastAsia"/>
+                <w:sz w:val="26"/>
+                <w:szCs w:val="26"/>
+              </w:rPr>
+              <w:t>國外</w:t>
+            </w:r>
+            <w:r>
+              <w:rPr>
+                <w:rFonts w:ascii="新細明體" w:eastAsia="新細明體" w:hAnsi="新細明體" w:hint="eastAsia"/>
+                <w:sz w:val="26"/>
+                <w:szCs w:val="26"/>
+              </w:rPr>
+              <w:t>_</w:t>
+            </w:r>
+            <w:r>
+              <w:rPr>
+                <w:rFonts w:ascii="新細明體" w:eastAsia="新細明體" w:hAnsi="新細明體"/>
+                <w:sz w:val="26"/>
+                <w:szCs w:val="26"/>
+              </w:rPr>
+              <w:t>____________________</w:t>
+            </w:r>
+            <w:r>
+              <w:rPr>
+                <w:rFonts w:ascii="新細明體" w:eastAsia="新細明體" w:hAnsi="新細明體" w:hint="eastAsia"/>
+                <w:sz w:val="26"/>
+                <w:szCs w:val="26"/>
+              </w:rPr>
+              <w:t xml:space="preserve"> </w:t>
             </w:r>
             <w:r>
               <w:rPr>
@@ -1167,7 +1134,7 @@
                 <w:sz w:val="20"/>
                 <w:szCs w:val="20"/>
               </w:rPr>
-              <w:t xml:space="preserve"> </w:t>
+              <w:t>（填寫國家/城市/場地：美國/紐約州/</w:t>
             </w:r>
             <w:r>
               <w:rPr>
@@ -1175,131 +1142,32 @@
                 <w:sz w:val="20"/>
                 <w:szCs w:val="20"/>
               </w:rPr>
-              <w:t>等</w:t>
-            </w:r>
-            <w:proofErr w:type="gramStart"/>
+              <w:t>紐約</w:t>
+            </w:r>
             <w:r>
               <w:rPr>
                 <w:rFonts w:ascii="新細明體" w:eastAsia="新細明體" w:hAnsi="新細明體" w:hint="eastAsia"/>
                 <w:sz w:val="20"/>
                 <w:szCs w:val="20"/>
               </w:rPr>
-              <w:t>）</w:t>
-            </w:r>
-            <w:proofErr w:type="gramEnd"/>
-          </w:p>
-          <w:p>
-            <w:pPr>
-              <w:adjustRightInd w:val="0"/>
-              <w:snapToGrid w:val="0"/>
-              <w:spacing w:line="360" w:lineRule="auto"/>
-              <w:jc w:val="both"/>
-              <w:rPr>
-                <w:rFonts w:ascii="新細明體" w:eastAsia="新細明體" w:hAnsi="新細明體"/>
-                <w:sz w:val="26"/>
-                <w:szCs w:val="26"/>
-              </w:rPr>
-            </w:pPr>
-            <w:r>
-              <w:rPr>
-                <w:rFonts w:ascii="新細明體" w:eastAsia="新細明體" w:hAnsi="新細明體" w:hint="eastAsia"/>
-                <w:sz w:val="26"/>
-                <w:szCs w:val="26"/>
-              </w:rPr>
-              <w:t>□</w:t>
-            </w:r>
-            <w:r>
-              <w:rPr>
-                <w:rFonts w:ascii="新細明體" w:eastAsia="新細明體" w:hAnsi="新細明體" w:hint="eastAsia"/>
-                <w:sz w:val="26"/>
-                <w:szCs w:val="26"/>
-              </w:rPr>
-              <w:t>國外</w:t>
-            </w:r>
-            <w:r>
-              <w:rPr>
-                <w:rFonts w:ascii="新細明體" w:eastAsia="新細明體" w:hAnsi="新細明體" w:hint="eastAsia"/>
-                <w:sz w:val="26"/>
-                <w:szCs w:val="26"/>
-              </w:rPr>
-              <w:t>_</w:t>
-            </w:r>
-            <w:r>
-              <w:rPr>
-                <w:rFonts w:ascii="新細明體" w:eastAsia="新細明體" w:hAnsi="新細明體"/>
-                <w:sz w:val="26"/>
-                <w:szCs w:val="26"/>
-              </w:rPr>
-              <w:t>____________________</w:t>
-            </w:r>
-            <w:r>
-              <w:rPr>
-                <w:rFonts w:ascii="新細明體" w:eastAsia="新細明體" w:hAnsi="新細明體" w:hint="eastAsia"/>
-                <w:sz w:val="26"/>
-                <w:szCs w:val="26"/>
-              </w:rPr>
-              <w:t xml:space="preserve"> </w:t>
-            </w:r>
-            <w:proofErr w:type="gramStart"/>
+              <w:t>大學</w:t>
+            </w:r>
             <w:r>
               <w:rPr>
                 <w:rFonts w:ascii="新細明體" w:eastAsia="新細明體" w:hAnsi="新細明體" w:hint="eastAsia"/>
                 <w:sz w:val="20"/>
                 <w:szCs w:val="20"/>
               </w:rPr>
-              <w:t>（</w:t>
-            </w:r>
-            <w:proofErr w:type="gramEnd"/>
+              <w:t xml:space="preserve"> </w:t>
+            </w:r>
             <w:r>
               <w:rPr>
                 <w:rFonts w:ascii="新細明體" w:eastAsia="新細明體" w:hAnsi="新細明體" w:hint="eastAsia"/>
                 <w:sz w:val="20"/>
                 <w:szCs w:val="20"/>
               </w:rPr>
-              <w:t>填寫國家/城市/場地：美國/紐約州/</w:t>
-            </w:r>
-            <w:r>
-              <w:rPr>
-                <w:rFonts w:ascii="新細明體" w:eastAsia="新細明體" w:hAnsi="新細明體" w:hint="eastAsia"/>
-                <w:sz w:val="20"/>
-                <w:szCs w:val="20"/>
-              </w:rPr>
-              <w:t>紐約</w:t>
-            </w:r>
-            <w:r>
-              <w:rPr>
-                <w:rFonts w:ascii="新細明體" w:eastAsia="新細明體" w:hAnsi="新細明體" w:hint="eastAsia"/>
-                <w:sz w:val="20"/>
-                <w:szCs w:val="20"/>
-              </w:rPr>
-              <w:t>大學</w:t>
-            </w:r>
-            <w:r>
-              <w:rPr>
-                <w:rFonts w:ascii="新細明體" w:eastAsia="新細明體" w:hAnsi="新細明體" w:hint="eastAsia"/>
-                <w:sz w:val="20"/>
-                <w:szCs w:val="20"/>
-              </w:rPr>
-              <w:t xml:space="preserve"> </w:t>
-            </w:r>
-            <w:r>
-              <w:rPr>
-                <w:rFonts w:ascii="新細明體" w:eastAsia="新細明體" w:hAnsi="新細明體" w:hint="eastAsia"/>
-                <w:sz w:val="20"/>
-                <w:szCs w:val="20"/>
-              </w:rPr>
-              <w:t>等</w:t>
-            </w:r>
-            <w:proofErr w:type="gramStart"/>
-            <w:r>
-              <w:rPr>
-                <w:rFonts w:ascii="新細明體" w:eastAsia="新細明體" w:hAnsi="新細明體" w:hint="eastAsia"/>
-                <w:sz w:val="20"/>
-                <w:szCs w:val="20"/>
-              </w:rPr>
-              <w:t>）</w:t>
-            </w:r>
-            <w:proofErr w:type="gramEnd"/>
+              <w:t>等）</w:t>
+            </w:r>
           </w:p>
         </w:tc>
       </w:tr>
@@ -1526,7 +1394,6 @@
                 <w:szCs w:val="26"/>
               </w:rPr>
             </w:pPr>
-            <w:proofErr w:type="gramStart"/>
             <w:r>
               <w:rPr>
                 <w:rFonts w:ascii="新細明體" w:eastAsia="新細明體" w:hAnsi="新細明體" w:hint="eastAsia"/>
@@ -1541,16 +1408,7 @@
                 <w:sz w:val="26"/>
                 <w:szCs w:val="26"/>
               </w:rPr>
-              <w:t>否</w:t>
-            </w:r>
-            <w:proofErr w:type="gramEnd"/>
-            <w:r>
-              <w:rPr>
-                <w:rFonts w:ascii="新細明體" w:eastAsia="新細明體" w:hAnsi="新細明體" w:hint="eastAsia"/>
-                <w:sz w:val="26"/>
-                <w:szCs w:val="26"/>
-              </w:rPr>
-              <w:t>，</w:t>
+              <w:t>否，</w:t>
             </w:r>
             <w:r>
               <w:rPr>
@@ -1899,7 +1757,6 @@
               </w:rPr>
               <w:t>____</w:t>
             </w:r>
-            <w:proofErr w:type="gramStart"/>
             <w:r>
               <w:rPr>
                 <w:rFonts w:ascii="新細明體" w:eastAsia="新細明體" w:hAnsi="新細明體" w:hint="eastAsia"/>
@@ -1916,7 +1773,6 @@
               </w:rPr>
               <w:t>線上發表</w:t>
             </w:r>
-            <w:proofErr w:type="gramEnd"/>
           </w:p>
           <w:p>
             <w:pPr>
@@ -1932,11 +1788,11 @@
             </w:pPr>
             <w:r>
               <w:rPr>
-                <w:rFonts w:ascii="新細明體" w:eastAsia="新細明體" w:hAnsi="新細明體" w:hint="eastAsia"/>
-                <w:sz w:val="26"/>
-                <w:szCs w:val="26"/>
-              </w:rPr>
-              <w:t>□</w:t>
+                <w:rFonts w:ascii="Segoe UI Symbol" w:eastAsiaTheme="majorEastAsia" w:hAnsi="Segoe UI Symbol" w:cs="Segoe UI Symbol"/>
+                <w:sz w:val="26"/>
+                <w:szCs w:val="26"/>
+              </w:rPr>
+              <w:t>☑</w:t>
             </w:r>
             <w:r>
               <w:rPr>
@@ -2126,25 +1982,7 @@
                 <w:sz w:val="26"/>
                 <w:szCs w:val="26"/>
               </w:rPr>
-              <w:t>是，榮獲</w:t>
-            </w:r>
-            <w:proofErr w:type="gramStart"/>
-            <w:r>
-              <w:rPr>
-                <w:rFonts w:ascii="新細明體" w:eastAsia="新細明體" w:hAnsi="新細明體" w:hint="eastAsia"/>
-                <w:sz w:val="26"/>
-                <w:szCs w:val="26"/>
-              </w:rPr>
-              <w:t>＿＿＿＿＿＿＿＿＿＿＿＿＿＿＿</w:t>
-            </w:r>
-            <w:proofErr w:type="gramEnd"/>
-            <w:r>
-              <w:rPr>
-                <w:rFonts w:ascii="新細明體" w:eastAsia="新細明體" w:hAnsi="新細明體" w:hint="eastAsia"/>
-                <w:sz w:val="26"/>
-                <w:szCs w:val="26"/>
-              </w:rPr>
-              <w:t>，獎金_</w:t>
+              <w:t>是，榮獲＿＿＿＿＿＿＿＿＿＿＿＿＿＿＿，獎金_</w:t>
             </w:r>
             <w:r>
               <w:rPr>
@@ -2318,7 +2156,6 @@
           <w:szCs w:val="20"/>
         </w:rPr>
       </w:pPr>
-      <w:proofErr w:type="gramStart"/>
       <w:r>
         <w:rPr>
           <w:rFonts w:hint="eastAsia"/>
@@ -2326,17 +2163,7 @@
           <w:sz w:val="20"/>
           <w:szCs w:val="20"/>
         </w:rPr>
-        <w:t>註</w:t>
-      </w:r>
-      <w:proofErr w:type="gramEnd"/>
-      <w:r>
-        <w:rPr>
-          <w:rFonts w:hint="eastAsia"/>
-          <w:b/>
-          <w:sz w:val="20"/>
-          <w:szCs w:val="20"/>
-        </w:rPr>
-        <w:t>：</w:t>
+        <w:t>註：</w:t>
       </w:r>
       <w:r>
         <w:rPr>
@@ -2396,7 +2223,6 @@
     <w:p>
       <w:pPr>
         <w:rPr>
-          <w:rFonts w:hint="eastAsia"/>
           <w:b/>
           <w:sz w:val="20"/>
           <w:szCs w:val="20"/>
@@ -3251,6 +3077,7 @@
   <w:style w:type="character" w:default="1" w:styleId="a0">
     <w:name w:val="Default Paragraph Font"/>
     <w:uiPriority w:val="1"/>
+    <w:semiHidden/>
     <w:unhideWhenUsed/>
   </w:style>
   <w:style w:type="table" w:default="1" w:styleId="a1">
